--- a/assets/Nikos_Vasileiadis_CV_Dutch.docx
+++ b/assets/Nikos_Vasileiadis_CV_Dutch.docx
@@ -208,7 +208,7 @@
         <w:t xml:space="preserve"> </w:t>
       </w:r>
       <w:r>
-        <w:t xml:space="preserve">in leadership. I build teams, maintain platforms, and focus on creating the right conditions for people to do good work. Currently managing platform and content services at Utility Warehouse (FTSE 250), a UK telecoms and utilities provider.</w:t>
+        <w:t xml:space="preserve">in leadership, working across regulated industries — financial services, utilities, energy, and public sector technology. I build teams, maintain platforms, and focus on creating the right conditions for people to do good work. Currently managing platform and content services at Utility Warehouse (FTSE 250), a UK multi-service provider of energy, broadband, mobile and insurance.</w:t>
       </w:r>
     </w:p>
     <w:p>
@@ -418,7 +418,7 @@
         <w:t xml:space="preserve"> </w:t>
       </w:r>
       <w:r>
-        <w:t xml:space="preserve">(Telecom Plus PLC · FTSE 250)</w:t>
+        <w:t xml:space="preserve">(Telecom Plus PLC · FTSE 250 — multi-service provider of energy, broadband, mobile &amp; insurance)</w:t>
       </w:r>
       <w:r>
         <w:br/>
@@ -971,7 +971,7 @@
         <w:t xml:space="preserve"> </w:t>
       </w:r>
       <w:r>
-        <w:t xml:space="preserve">(Telecom Plus PLC · FTSE 250)</w:t>
+        <w:t xml:space="preserve">(Telecom Plus PLC · FTSE 250 — multi-service provider of energy, broadband, mobile &amp; insurance)</w:t>
       </w:r>
       <w:r>
         <w:br/>
@@ -1159,7 +1159,7 @@
         <w:pStyle w:val="BodyText"/>
       </w:pPr>
       <w:r>
-        <w:t xml:space="preserve">Maintained public-facing digital assets in a regulated financial services environment while mentoring teams on code quality and UX standards.</w:t>
+        <w:t xml:space="preserve">Maintained public-facing digital assets for the UK’s 5th largest building society — a regulated financial services environment — while mentoring teams on code quality and UX standards.</w:t>
       </w:r>
     </w:p>
     <w:p>

--- a/assets/Nikos_Vasileiadis_CV_Dutch.docx
+++ b/assets/Nikos_Vasileiadis_CV_Dutch.docx
@@ -184,6 +184,14 @@
         <w:pStyle w:val="FirstParagraph"/>
       </w:pPr>
       <w:r>
+        <w:t xml:space="preserve">{: .icon-user}</w:t>
+      </w:r>
+    </w:p>
+    <w:p>
+      <w:pPr>
+        <w:pStyle w:val="BodyText"/>
+      </w:pPr>
+      <w:r>
         <w:t xml:space="preserve">Engineering Manager with</w:t>
       </w:r>
       <w:r>
@@ -227,6 +235,14 @@
       </w:pPr>
       <w:r>
         <w:t xml:space="preserve">What I Bring</w:t>
+      </w:r>
+    </w:p>
+    <w:p>
+      <w:pPr>
+        <w:pStyle w:val="FirstParagraph"/>
+      </w:pPr>
+      <w:r>
+        <w:t xml:space="preserve">{: .icon-grid}</w:t>
       </w:r>
     </w:p>
     <w:p>
@@ -272,7 +288,7 @@
         <w:t xml:space="preserve"> </w:t>
       </w:r>
       <w:r>
-        <w:t xml:space="preserve">supported through evidence-based cases.</w:t>
+        <w:t xml:space="preserve">supported through evidence-based cases informed by DORA metrics. Using DORA, team health tracking, and Heartbeat surveys to keep performance visible and sustainable.</w:t>
       </w:r>
     </w:p>
     <w:p>
@@ -394,6 +410,14 @@
         <w:t xml:space="preserve">Experience</w:t>
       </w:r>
     </w:p>
+    <w:p>
+      <w:pPr>
+        <w:pStyle w:val="FirstParagraph"/>
+      </w:pPr>
+      <w:r>
+        <w:t xml:space="preserve">{: .icon-clock}</w:t>
+      </w:r>
+    </w:p>
     <w:bookmarkStart w:id="14" w:name="software-engineering-manager"/>
     <w:p>
       <w:pPr>
@@ -486,25 +510,13 @@
           <w:b/>
           <w:bCs/>
         </w:rPr>
-        <w:t xml:space="preserve">Growing people:</w:t>
-      </w:r>
-      <w:r>
-        <w:t xml:space="preserve"> </w:t>
-      </w:r>
-      <w:r>
-        <w:t xml:space="preserve">Supported</w:t>
-      </w:r>
-      <w:r>
-        <w:t xml:space="preserve"> </w:t>
-      </w:r>
-      <w:r>
-        <w:t xml:space="preserve">3 promotions</w:t>
-      </w:r>
-      <w:r>
-        <w:t xml:space="preserve"> </w:t>
-      </w:r>
-      <w:r>
-        <w:t xml:space="preserve">(Associate → Mid, Mid → Senior) with evidence-based cases. Several engineers I mentored have since moved into Engineering Manager roles, both inside and outside the company.</w:t>
+        <w:t xml:space="preserve">Measurement-led leadership:</w:t>
+      </w:r>
+      <w:r>
+        <w:t xml:space="preserve"> </w:t>
+      </w:r>
+      <w:r>
+        <w:t xml:space="preserve">Progressed from manual team health tracking (TeamRetro) and custom dashboards to the DX platform. Uses DORA metrics (deployment frequency, lead time, change failure rate, MTTR) to inform promotion cases and bonus decisions. Complements with monthly Peakon Heartbeat surveys — acting on engagement and wellbeing signals, not just collecting them.</w:t>
       </w:r>
     </w:p>
     <w:p>
@@ -520,13 +532,25 @@
           <w:b/>
           <w:bCs/>
         </w:rPr>
-        <w:t xml:space="preserve">Navigating restructurings:</w:t>
-      </w:r>
-      <w:r>
-        <w:t xml:space="preserve"> </w:t>
-      </w:r>
-      <w:r>
-        <w:t xml:space="preserve">When the organisation restructured, I took responsibility for scoping team migrations — mapping scope, aligning stakeholders, and building consensus for where the team should sit. Nobody asked me to do this; it needed doing.</w:t>
+        <w:t xml:space="preserve">Growing people:</w:t>
+      </w:r>
+      <w:r>
+        <w:t xml:space="preserve"> </w:t>
+      </w:r>
+      <w:r>
+        <w:t xml:space="preserve">Supported</w:t>
+      </w:r>
+      <w:r>
+        <w:t xml:space="preserve"> </w:t>
+      </w:r>
+      <w:r>
+        <w:t xml:space="preserve">3 promotions</w:t>
+      </w:r>
+      <w:r>
+        <w:t xml:space="preserve"> </w:t>
+      </w:r>
+      <w:r>
+        <w:t xml:space="preserve">(Associate → Mid, Mid → Senior) with evidence-based cases. Several engineers I mentored have since moved into Engineering Manager roles, both inside and outside the company.</w:t>
       </w:r>
     </w:p>
     <w:p>
@@ -542,13 +566,13 @@
           <w:b/>
           <w:bCs/>
         </w:rPr>
-        <w:t xml:space="preserve">Preserving what mattered:</w:t>
-      </w:r>
-      <w:r>
-        <w:t xml:space="preserve"> </w:t>
-      </w:r>
-      <w:r>
-        <w:t xml:space="preserve">Advocated for keeping the Design Systems team when a restructuring would have dissolved it. That team later enabled the company-wide rebrand.</w:t>
+        <w:t xml:space="preserve">Navigating restructurings:</w:t>
+      </w:r>
+      <w:r>
+        <w:t xml:space="preserve"> </w:t>
+      </w:r>
+      <w:r>
+        <w:t xml:space="preserve">When the organisation restructured, I took responsibility for scoping team migrations — mapping scope, aligning stakeholders, and building consensus for where the team should sit. Nobody asked me to do this; it needed doing.</w:t>
       </w:r>
     </w:p>
     <w:p>
@@ -564,25 +588,13 @@
           <w:b/>
           <w:bCs/>
         </w:rPr>
-        <w:t xml:space="preserve">Documentation culture:</w:t>
-      </w:r>
-      <w:r>
-        <w:t xml:space="preserve"> </w:t>
-      </w:r>
-      <w:r>
-        <w:t xml:space="preserve">Wrote over</w:t>
-      </w:r>
-      <w:r>
-        <w:t xml:space="preserve"> </w:t>
-      </w:r>
-      <w:r>
-        <w:t xml:space="preserve">100 articles</w:t>
-      </w:r>
-      <w:r>
-        <w:t xml:space="preserve"> </w:t>
-      </w:r>
-      <w:r>
-        <w:t xml:space="preserve">of technical documentation — process guides, architecture decisions, onboarding materials. The team inherited an undocumented legacy CMS; we mapped everything systematically and built a documentation practice from scratch.</w:t>
+        <w:t xml:space="preserve">Preserving what mattered:</w:t>
+      </w:r>
+      <w:r>
+        <w:t xml:space="preserve"> </w:t>
+      </w:r>
+      <w:r>
+        <w:t xml:space="preserve">Advocated for keeping the Design Systems team when a restructuring would have dissolved it. That team later enabled the company-wide rebrand.</w:t>
       </w:r>
     </w:p>
     <w:p>
@@ -598,13 +610,25 @@
           <w:b/>
           <w:bCs/>
         </w:rPr>
-        <w:t xml:space="preserve">Technical upskilling:</w:t>
-      </w:r>
-      <w:r>
-        <w:t xml:space="preserve"> </w:t>
-      </w:r>
-      <w:r>
-        <w:t xml:space="preserve">When the team needed Kubernetes knowledge, I learned it first, then trained the team and documented it. Encouraged engineers to own RFCs, present at cross-team forums, and share knowledge — so they could operate independently across the full stack.</w:t>
+        <w:t xml:space="preserve">Documentation culture:</w:t>
+      </w:r>
+      <w:r>
+        <w:t xml:space="preserve"> </w:t>
+      </w:r>
+      <w:r>
+        <w:t xml:space="preserve">Wrote over</w:t>
+      </w:r>
+      <w:r>
+        <w:t xml:space="preserve"> </w:t>
+      </w:r>
+      <w:r>
+        <w:t xml:space="preserve">100 articles</w:t>
+      </w:r>
+      <w:r>
+        <w:t xml:space="preserve"> </w:t>
+      </w:r>
+      <w:r>
+        <w:t xml:space="preserve">of technical documentation — process guides, architecture decisions, onboarding materials. The team inherited an undocumented legacy CMS; we mapped everything systematically and built a documentation practice from scratch.</w:t>
       </w:r>
     </w:p>
     <w:p>
@@ -620,37 +644,13 @@
           <w:b/>
           <w:bCs/>
         </w:rPr>
-        <w:t xml:space="preserve">Hiring:</w:t>
-      </w:r>
-      <w:r>
-        <w:t xml:space="preserve"> </w:t>
-      </w:r>
-      <w:r>
-        <w:t xml:space="preserve">Involved in hiring</w:t>
-      </w:r>
-      <w:r>
-        <w:t xml:space="preserve"> </w:t>
-      </w:r>
-      <w:r>
-        <w:t xml:space="preserve">3</w:t>
-      </w:r>
-      <w:r>
-        <w:t xml:space="preserve"> </w:t>
-      </w:r>
-      <w:r>
-        <w:t xml:space="preserve">external engineers and facilitating</w:t>
-      </w:r>
-      <w:r>
-        <w:t xml:space="preserve"> </w:t>
-      </w:r>
-      <w:r>
-        <w:t xml:space="preserve">4</w:t>
-      </w:r>
-      <w:r>
-        <w:t xml:space="preserve"> </w:t>
-      </w:r>
-      <w:r>
-        <w:t xml:space="preserve">internal transfers — candidate assessment, interviews, and onboarding.</w:t>
+        <w:t xml:space="preserve">Technical upskilling:</w:t>
+      </w:r>
+      <w:r>
+        <w:t xml:space="preserve"> </w:t>
+      </w:r>
+      <w:r>
+        <w:t xml:space="preserve">When the team needed Kubernetes knowledge, I learned it first, then trained the team and documented it. Encouraged engineers to own RFCs, present at cross-team forums, and share knowledge — so they could operate independently across the full stack.</w:t>
       </w:r>
     </w:p>
     <w:p>
@@ -666,25 +666,37 @@
           <w:b/>
           <w:bCs/>
         </w:rPr>
-        <w:t xml:space="preserve">Rebranding programme (Oct 2025 – Apr 2026):</w:t>
-      </w:r>
-      <w:r>
-        <w:t xml:space="preserve"> </w:t>
-      </w:r>
-      <w:r>
-        <w:t xml:space="preserve">The team delivered UW’s brand refresh across</w:t>
-      </w:r>
-      <w:r>
-        <w:t xml:space="preserve"> </w:t>
-      </w:r>
-      <w:r>
-        <w:t xml:space="preserve">522 pages</w:t>
-      </w:r>
-      <w:r>
-        <w:t xml:space="preserve"> </w:t>
-      </w:r>
-      <w:r>
-        <w:t xml:space="preserve">of the uw.co.uk estate — the primary digital entry point for customers and partners. Our work was the critical path: other teams’ rebranding couldn’t go live until we shipped. We wrote automated migration scripts that saved content editors hundreds of manual hours.</w:t>
+        <w:t xml:space="preserve">Hiring:</w:t>
+      </w:r>
+      <w:r>
+        <w:t xml:space="preserve"> </w:t>
+      </w:r>
+      <w:r>
+        <w:t xml:space="preserve">Involved in hiring</w:t>
+      </w:r>
+      <w:r>
+        <w:t xml:space="preserve"> </w:t>
+      </w:r>
+      <w:r>
+        <w:t xml:space="preserve">3</w:t>
+      </w:r>
+      <w:r>
+        <w:t xml:space="preserve"> </w:t>
+      </w:r>
+      <w:r>
+        <w:t xml:space="preserve">external engineers and facilitating</w:t>
+      </w:r>
+      <w:r>
+        <w:t xml:space="preserve"> </w:t>
+      </w:r>
+      <w:r>
+        <w:t xml:space="preserve">4</w:t>
+      </w:r>
+      <w:r>
+        <w:t xml:space="preserve"> </w:t>
+      </w:r>
+      <w:r>
+        <w:t xml:space="preserve">internal transfers — candidate assessment, interviews, and onboarding.</w:t>
       </w:r>
     </w:p>
     <w:p>
@@ -700,43 +712,13 @@
           <w:b/>
           <w:bCs/>
         </w:rPr>
-        <w:t xml:space="preserve">Platform reliability:</w:t>
-      </w:r>
-      <w:r>
-        <w:t xml:space="preserve"> </w:t>
-      </w:r>
-      <w:r>
-        <w:t xml:space="preserve">100% uptime</w:t>
-      </w:r>
-      <w:r>
-        <w:t xml:space="preserve"> </w:t>
-      </w:r>
-      <w:r>
-        <w:t xml:space="preserve">on uw.co.uk (SLO: 99.99%),</w:t>
-      </w:r>
-      <w:r>
-        <w:t xml:space="preserve"> </w:t>
-      </w:r>
-      <w:r>
-        <w:t xml:space="preserve">&lt;3s</w:t>
-      </w:r>
-      <w:r>
-        <w:t xml:space="preserve"> </w:t>
-      </w:r>
-      <w:r>
-        <w:t xml:space="preserve">page load on critical pages,</w:t>
-      </w:r>
-      <w:r>
-        <w:t xml:space="preserve"> </w:t>
-      </w:r>
-      <w:r>
-        <w:t xml:space="preserve">1 incident</w:t>
-      </w:r>
-      <w:r>
-        <w:t xml:space="preserve"> </w:t>
-      </w:r>
-      <w:r>
-        <w:t xml:space="preserve">in the current year (resolved within hours). The estate:</w:t>
+        <w:t xml:space="preserve">Rebranding programme (Oct 2025 – Apr 2026):</w:t>
+      </w:r>
+      <w:r>
+        <w:t xml:space="preserve"> </w:t>
+      </w:r>
+      <w:r>
+        <w:t xml:space="preserve">The team delivered UW’s brand refresh across</w:t>
       </w:r>
       <w:r>
         <w:t xml:space="preserve"> </w:t>
@@ -745,67 +727,10 @@
         <w:t xml:space="preserve">522 pages</w:t>
       </w:r>
       <w:r>
-        <w:t xml:space="preserve">,</w:t>
-      </w:r>
-      <w:r>
-        <w:t xml:space="preserve"> </w:t>
-      </w:r>
-      <w:r>
-        <w:t xml:space="preserve">3,157 media assets</w:t>
-      </w:r>
-      <w:r>
-        <w:t xml:space="preserve">,</w:t>
-      </w:r>
-      <w:r>
-        <w:t xml:space="preserve"> </w:t>
-      </w:r>
-      <w:r>
-        <w:t xml:space="preserve">1,090 shortlinks</w:t>
-      </w:r>
-      <w:r>
-        <w:t xml:space="preserve">,</w:t>
-      </w:r>
-      <w:r>
-        <w:t xml:space="preserve"> </w:t>
-      </w:r>
-      <w:r>
-        <w:t xml:space="preserve">218 redirects</w:t>
-      </w:r>
-      <w:r>
-        <w:t xml:space="preserve">. Supporting</w:t>
-      </w:r>
-      <w:r>
-        <w:t xml:space="preserve"> </w:t>
-      </w:r>
-      <w:r>
-        <w:t xml:space="preserve">8</w:t>
-      </w:r>
-      <w:r>
-        <w:t xml:space="preserve"> </w:t>
-      </w:r>
-      <w:r>
-        <w:t xml:space="preserve">content teams (</w:t>
-      </w:r>
-      <w:r>
-        <w:t xml:space="preserve">33</w:t>
-      </w:r>
-      <w:r>
-        <w:t xml:space="preserve"> </w:t>
-      </w:r>
-      <w:r>
-        <w:t xml:space="preserve">users) and</w:t>
-      </w:r>
-      <w:r>
-        <w:t xml:space="preserve"> </w:t>
-      </w:r>
-      <w:r>
-        <w:t xml:space="preserve">15+</w:t>
-      </w:r>
-      <w:r>
-        <w:t xml:space="preserve"> </w:t>
-      </w:r>
-      <w:r>
-        <w:t xml:space="preserve">engineering teams as platform dependencies. Responsible for six platform services: Contentful CMS, Google Tag Manager, Snowplow, Mixpanel, Optimizely, OneTrust — monitored via Kubernetes, Sentry, Prometheus, Pingdom, and Cloudflare.</w:t>
+        <w:t xml:space="preserve"> </w:t>
+      </w:r>
+      <w:r>
+        <w:t xml:space="preserve">of the uw.co.uk estate — the primary digital entry point for customers and partners. Our work was the critical path: other teams’ rebranding couldn’t go live until we shipped. We wrote automated migration scripts that saved content editors hundreds of manual hours.</w:t>
       </w:r>
     </w:p>
     <w:p>
@@ -821,25 +746,112 @@
           <w:b/>
           <w:bCs/>
         </w:rPr>
-        <w:t xml:space="preserve">Design Systems (Hearth):</w:t>
-      </w:r>
-      <w:r>
-        <w:t xml:space="preserve"> </w:t>
-      </w:r>
-      <w:r>
-        <w:t xml:space="preserve">The Hearth Design System reached</w:t>
-      </w:r>
-      <w:r>
-        <w:t xml:space="preserve"> </w:t>
-      </w:r>
-      <w:r>
-        <w:t xml:space="preserve">20</w:t>
-      </w:r>
-      <w:r>
-        <w:t xml:space="preserve"> </w:t>
-      </w:r>
-      <w:r>
-        <w:t xml:space="preserve">engineering and product teams (15 full adoption, 5 partial). Consolidating components at the design system level removed thousands of hours of duplicated work across the organisation. Contributed to R&amp;D tax credit claims by translating the technical work into audit-ready documentation.</w:t>
+        <w:t xml:space="preserve">Platform reliability:</w:t>
+      </w:r>
+      <w:r>
+        <w:t xml:space="preserve"> </w:t>
+      </w:r>
+      <w:r>
+        <w:t xml:space="preserve">100% uptime</w:t>
+      </w:r>
+      <w:r>
+        <w:t xml:space="preserve"> </w:t>
+      </w:r>
+      <w:r>
+        <w:t xml:space="preserve">on uw.co.uk (SLO: 99.99%),</w:t>
+      </w:r>
+      <w:r>
+        <w:t xml:space="preserve"> </w:t>
+      </w:r>
+      <w:r>
+        <w:t xml:space="preserve">&lt;3s</w:t>
+      </w:r>
+      <w:r>
+        <w:t xml:space="preserve"> </w:t>
+      </w:r>
+      <w:r>
+        <w:t xml:space="preserve">page load on critical pages,</w:t>
+      </w:r>
+      <w:r>
+        <w:t xml:space="preserve"> </w:t>
+      </w:r>
+      <w:r>
+        <w:t xml:space="preserve">1 incident</w:t>
+      </w:r>
+      <w:r>
+        <w:t xml:space="preserve"> </w:t>
+      </w:r>
+      <w:r>
+        <w:t xml:space="preserve">in the current year (resolved within hours). The estate:</w:t>
+      </w:r>
+      <w:r>
+        <w:t xml:space="preserve"> </w:t>
+      </w:r>
+      <w:r>
+        <w:t xml:space="preserve">522 pages</w:t>
+      </w:r>
+      <w:r>
+        <w:t xml:space="preserve">,</w:t>
+      </w:r>
+      <w:r>
+        <w:t xml:space="preserve"> </w:t>
+      </w:r>
+      <w:r>
+        <w:t xml:space="preserve">3,157 media assets</w:t>
+      </w:r>
+      <w:r>
+        <w:t xml:space="preserve">,</w:t>
+      </w:r>
+      <w:r>
+        <w:t xml:space="preserve"> </w:t>
+      </w:r>
+      <w:r>
+        <w:t xml:space="preserve">1,090 shortlinks</w:t>
+      </w:r>
+      <w:r>
+        <w:t xml:space="preserve">,</w:t>
+      </w:r>
+      <w:r>
+        <w:t xml:space="preserve"> </w:t>
+      </w:r>
+      <w:r>
+        <w:t xml:space="preserve">218 redirects</w:t>
+      </w:r>
+      <w:r>
+        <w:t xml:space="preserve">. Supporting</w:t>
+      </w:r>
+      <w:r>
+        <w:t xml:space="preserve"> </w:t>
+      </w:r>
+      <w:r>
+        <w:t xml:space="preserve">8</w:t>
+      </w:r>
+      <w:r>
+        <w:t xml:space="preserve"> </w:t>
+      </w:r>
+      <w:r>
+        <w:t xml:space="preserve">content teams (</w:t>
+      </w:r>
+      <w:r>
+        <w:t xml:space="preserve">33</w:t>
+      </w:r>
+      <w:r>
+        <w:t xml:space="preserve"> </w:t>
+      </w:r>
+      <w:r>
+        <w:t xml:space="preserve">users) and</w:t>
+      </w:r>
+      <w:r>
+        <w:t xml:space="preserve"> </w:t>
+      </w:r>
+      <w:r>
+        <w:t xml:space="preserve">15+</w:t>
+      </w:r>
+      <w:r>
+        <w:t xml:space="preserve"> </w:t>
+      </w:r>
+      <w:r>
+        <w:t xml:space="preserve">engineering teams as platform dependencies. Responsible for six platform services: Contentful CMS, Google Tag Manager, Snowplow, Mixpanel, Optimizely, OneTrust — monitored via Kubernetes, Sentry, Prometheus, Pingdom, and Cloudflare.</w:t>
       </w:r>
     </w:p>
     <w:p>
@@ -855,40 +867,25 @@
           <w:b/>
           <w:bCs/>
         </w:rPr>
-        <w:t xml:space="preserve">CMS migration (Apostrophe → Contentful):</w:t>
-      </w:r>
-      <w:r>
-        <w:t xml:space="preserve"> </w:t>
-      </w:r>
-      <w:r>
-        <w:t xml:space="preserve">Replaced a legacy CMS that had no SLA, no SSO, and a dead tech stack. Ran a</w:t>
-      </w:r>
-      <w:r>
-        <w:t xml:space="preserve"> </w:t>
-      </w:r>
-      <w:r>
-        <w:t xml:space="preserve">2-month</w:t>
-      </w:r>
-      <w:r>
-        <w:t xml:space="preserve"> </w:t>
-      </w:r>
-      <w:r>
-        <w:t xml:space="preserve">evaluation across</w:t>
-      </w:r>
-      <w:r>
-        <w:t xml:space="preserve"> </w:t>
-      </w:r>
-      <w:r>
-        <w:t xml:space="preserve">10 vendors</w:t>
-      </w:r>
-      <w:r>
-        <w:t xml:space="preserve">, shortlisted to 3, selected Contentful. Executed a zero-disruption migration; three marketing teams (</w:t>
-      </w:r>
-      <w:r>
-        <w:t xml:space="preserve">~18 people</w:t>
-      </w:r>
-      <w:r>
-        <w:t xml:space="preserve">) gained structured content models, scheduling, and eliminated duplication.</w:t>
+        <w:t xml:space="preserve">Design Systems (Hearth):</w:t>
+      </w:r>
+      <w:r>
+        <w:t xml:space="preserve"> </w:t>
+      </w:r>
+      <w:r>
+        <w:t xml:space="preserve">The Hearth Design System reached</w:t>
+      </w:r>
+      <w:r>
+        <w:t xml:space="preserve"> </w:t>
+      </w:r>
+      <w:r>
+        <w:t xml:space="preserve">20</w:t>
+      </w:r>
+      <w:r>
+        <w:t xml:space="preserve"> </w:t>
+      </w:r>
+      <w:r>
+        <w:t xml:space="preserve">engineering and product teams (15 full adoption, 5 partial). Consolidating components at the design system level removed thousands of hours of duplicated work across the organisation. Contributed to R&amp;D tax credit claims by translating the technical work into audit-ready documentation.</w:t>
       </w:r>
     </w:p>
     <w:p>
@@ -904,6 +901,55 @@
           <w:b/>
           <w:bCs/>
         </w:rPr>
+        <w:t xml:space="preserve">CMS migration (Apostrophe → Contentful):</w:t>
+      </w:r>
+      <w:r>
+        <w:t xml:space="preserve"> </w:t>
+      </w:r>
+      <w:r>
+        <w:t xml:space="preserve">Replaced a legacy CMS that had no SLA, no SSO, and a dead tech stack. Ran a</w:t>
+      </w:r>
+      <w:r>
+        <w:t xml:space="preserve"> </w:t>
+      </w:r>
+      <w:r>
+        <w:t xml:space="preserve">2-month</w:t>
+      </w:r>
+      <w:r>
+        <w:t xml:space="preserve"> </w:t>
+      </w:r>
+      <w:r>
+        <w:t xml:space="preserve">evaluation across</w:t>
+      </w:r>
+      <w:r>
+        <w:t xml:space="preserve"> </w:t>
+      </w:r>
+      <w:r>
+        <w:t xml:space="preserve">10 vendors</w:t>
+      </w:r>
+      <w:r>
+        <w:t xml:space="preserve">, shortlisted to 3, selected Contentful. Executed a zero-disruption migration; three marketing teams (</w:t>
+      </w:r>
+      <w:r>
+        <w:t xml:space="preserve">~18 people</w:t>
+      </w:r>
+      <w:r>
+        <w:t xml:space="preserve">) gained structured content models, scheduling, and eliminated duplication.</w:t>
+      </w:r>
+    </w:p>
+    <w:p>
+      <w:pPr>
+        <w:pStyle w:val="Compact"/>
+        <w:numPr>
+          <w:ilvl w:val="0"/>
+          <w:numId w:val="1002"/>
+        </w:numPr>
+      </w:pPr>
+      <w:r>
+        <w:rPr>
+          <w:b/>
+          <w:bCs/>
+        </w:rPr>
         <w:t xml:space="preserve">Working with constraints (2025–present):</w:t>
       </w:r>
       <w:r>
@@ -1396,6 +1442,14 @@
         <w:pStyle w:val="FirstParagraph"/>
       </w:pPr>
       <w:r>
+        <w:t xml:space="preserve">{: .icon-users}</w:t>
+      </w:r>
+    </w:p>
+    <w:p>
+      <w:pPr>
+        <w:pStyle w:val="BodyText"/>
+      </w:pPr>
+      <w:r>
         <w:rPr>
           <w:b/>
           <w:bCs/>
@@ -1481,6 +1535,14 @@
         <w:pStyle w:val="FirstParagraph"/>
       </w:pPr>
       <w:r>
+        <w:t xml:space="preserve">{: .icon-book}</w:t>
+      </w:r>
+    </w:p>
+    <w:p>
+      <w:pPr>
+        <w:pStyle w:val="BodyText"/>
+      </w:pPr>
+      <w:r>
         <w:rPr>
           <w:b/>
           <w:bCs/>
@@ -1507,6 +1569,14 @@
     <w:p>
       <w:pPr>
         <w:pStyle w:val="FirstParagraph"/>
+      </w:pPr>
+      <w:r>
+        <w:t xml:space="preserve">{: .icon-shield}</w:t>
+      </w:r>
+    </w:p>
+    <w:p>
+      <w:pPr>
+        <w:pStyle w:val="BodyText"/>
       </w:pPr>
       <w:r>
         <w:rPr>

--- a/assets/Nikos_Vasileiadis_CV_Dutch.docx
+++ b/assets/Nikos_Vasileiadis_CV_Dutch.docx
@@ -2,14 +2,6 @@
 <file path=word/document.xml><?xml version="1.0" encoding="utf-8"?>
 <w:document xmlns:w="http://schemas.openxmlformats.org/wordprocessingml/2006/main" xmlns:m="http://schemas.openxmlformats.org/officeDocument/2006/math" xmlns:r="http://schemas.openxmlformats.org/officeDocument/2006/relationships" xmlns:o="urn:schemas-microsoft-com:office:office" xmlns:v="urn:schemas-microsoft-com:vml" xmlns:w10="urn:schemas-microsoft-com:office:word" xmlns:a="http://schemas.openxmlformats.org/drawingml/2006/main" xmlns:pic="http://schemas.openxmlformats.org/drawingml/2006/picture" xmlns:wp="http://schemas.openxmlformats.org/drawingml/2006/wordprocessingDrawing">
   <w:body>
-    <w:p>
-      <w:pPr>
-        <w:pStyle w:val="Title"/>
-      </w:pPr>
-      <w:r>
-        <w:t xml:space="preserve">CV — Nikos Vasileiadis | Software Engineering Manager | Open to Dutch Remote Roles</w:t>
-      </w:r>
-    </w:p>
     <w:bookmarkStart w:id="25" w:name="nikos-vasileiadis"/>
     <w:p>
       <w:pPr>
@@ -88,88 +80,6 @@
         <w:t xml:space="preserve">· +44 7729 021 996</w:t>
       </w:r>
     </w:p>
-    <w:p>
-      <w:pPr>
-        <w:pStyle w:val="BodyText"/>
-      </w:pPr>
-      <w:r>
-        <w:t xml:space="preserve">Download CV:</w:t>
-      </w:r>
-    </w:p>
-    <w:p>
-      <w:pPr>
-        <w:pStyle w:val="SourceCode"/>
-      </w:pPr>
-      <w:r>
-        <w:rPr>
-          <w:rStyle w:val="VerbatimChar"/>
-        </w:rPr>
-        <w:t xml:space="preserve">&lt;a href="/assets/Nikos_Vasileiadis_CV_Dutch.pdf" download target="_blank" rel="noopener" class="cv-download-btn cv-download-btn--primary"&gt;</w:t>
-      </w:r>
-      <w:r>
-        <w:br/>
-      </w:r>
-      <w:r>
-        <w:rPr>
-          <w:rStyle w:val="VerbatimChar"/>
-        </w:rPr>
-        <w:t xml:space="preserve">  &lt;svg aria-hidden="true" focusable="false" xmlns="http://www.w3.org/2000/svg" width="16" height="16" viewBox="0 0 24 24" fill="none" stroke="currentColor" stroke-width="2" stroke-linecap="round" stroke-linejoin="round"&gt;&lt;path d="M21 15v4a2 2 0 0 1-2 2H5a2 2 0 0 1-2-2v-4"/&gt;&lt;polyline points="7 10 12 15 17 10"/&gt;&lt;line x1="12" y1="15" x2="12" y2="3"/&gt;&lt;/svg&gt;</w:t>
-      </w:r>
-      <w:r>
-        <w:br/>
-      </w:r>
-      <w:r>
-        <w:rPr>
-          <w:rStyle w:val="VerbatimChar"/>
-        </w:rPr>
-        <w:t xml:space="preserve">  PDF Version</w:t>
-      </w:r>
-      <w:r>
-        <w:br/>
-      </w:r>
-      <w:r>
-        <w:rPr>
-          <w:rStyle w:val="VerbatimChar"/>
-        </w:rPr>
-        <w:t xml:space="preserve">&lt;/a&gt;</w:t>
-      </w:r>
-      <w:r>
-        <w:br/>
-      </w:r>
-      <w:r>
-        <w:rPr>
-          <w:rStyle w:val="VerbatimChar"/>
-        </w:rPr>
-        <w:t xml:space="preserve">&lt;a href="/assets/Nikos_Vasileiadis_CV_Dutch.docx" download target="_blank" rel="noopener" class="cv-download-btn cv-download-btn--secondary"&gt;</w:t>
-      </w:r>
-      <w:r>
-        <w:br/>
-      </w:r>
-      <w:r>
-        <w:rPr>
-          <w:rStyle w:val="VerbatimChar"/>
-        </w:rPr>
-        <w:t xml:space="preserve">  &lt;svg aria-hidden="true" focusable="false" xmlns="http://www.w3.org/2000/svg" width="16" height="16" viewBox="0 0 24 24" fill="none" stroke="currentColor" stroke-width="2" stroke-linecap="round" stroke-linejoin="round"&gt;&lt;path d="M21 15v4a2 2 0 0 1-2 2H5a2 2 0 0 1-2-2v-4"/&gt;&lt;polyline points="7 10 12 15 17 10"/&gt;&lt;line x1="12" y1="15" x2="12" y2="3"/&gt;&lt;/svg&gt;</w:t>
-      </w:r>
-      <w:r>
-        <w:br/>
-      </w:r>
-      <w:r>
-        <w:rPr>
-          <w:rStyle w:val="VerbatimChar"/>
-        </w:rPr>
-        <w:t xml:space="preserve">  DOCX Version</w:t>
-      </w:r>
-      <w:r>
-        <w:br/>
-      </w:r>
-      <w:r>
-        <w:rPr>
-          <w:rStyle w:val="VerbatimChar"/>
-        </w:rPr>
-        <w:t xml:space="preserve">&lt;/a&gt;</w:t>
-      </w:r>
-    </w:p>
     <w:bookmarkStart w:id="12" w:name="summary"/>
     <w:p>
       <w:pPr>
@@ -182,14 +92,6 @@
     <w:p>
       <w:pPr>
         <w:pStyle w:val="FirstParagraph"/>
-      </w:pPr>
-      <w:r>
-        <w:t xml:space="preserve">{: .icon-user}</w:t>
-      </w:r>
-    </w:p>
-    <w:p>
-      <w:pPr>
-        <w:pStyle w:val="BodyText"/>
       </w:pPr>
       <w:r>
         <w:t xml:space="preserve">Engineering Manager with</w:t>
@@ -239,14 +141,6 @@
     </w:p>
     <w:p>
       <w:pPr>
-        <w:pStyle w:val="FirstParagraph"/>
-      </w:pPr>
-      <w:r>
-        <w:t xml:space="preserve">{: .icon-grid}</w:t>
-      </w:r>
-    </w:p>
-    <w:p>
-      <w:pPr>
         <w:pStyle w:val="Compact"/>
         <w:numPr>
           <w:ilvl w:val="0"/>
@@ -408,14 +302,6 @@
       </w:pPr>
       <w:r>
         <w:t xml:space="preserve">Experience</w:t>
-      </w:r>
-    </w:p>
-    <w:p>
-      <w:pPr>
-        <w:pStyle w:val="FirstParagraph"/>
-      </w:pPr>
-      <w:r>
-        <w:t xml:space="preserve">{: .icon-clock}</w:t>
       </w:r>
     </w:p>
     <w:bookmarkStart w:id="14" w:name="software-engineering-manager"/>
@@ -1442,14 +1328,6 @@
         <w:pStyle w:val="FirstParagraph"/>
       </w:pPr>
       <w:r>
-        <w:t xml:space="preserve">{: .icon-users}</w:t>
-      </w:r>
-    </w:p>
-    <w:p>
-      <w:pPr>
-        <w:pStyle w:val="BodyText"/>
-      </w:pPr>
-      <w:r>
         <w:rPr>
           <w:b/>
           <w:bCs/>
@@ -1535,14 +1413,6 @@
         <w:pStyle w:val="FirstParagraph"/>
       </w:pPr>
       <w:r>
-        <w:t xml:space="preserve">{: .icon-book}</w:t>
-      </w:r>
-    </w:p>
-    <w:p>
-      <w:pPr>
-        <w:pStyle w:val="BodyText"/>
-      </w:pPr>
-      <w:r>
         <w:rPr>
           <w:b/>
           <w:bCs/>
@@ -1569,14 +1439,6 @@
     <w:p>
       <w:pPr>
         <w:pStyle w:val="FirstParagraph"/>
-      </w:pPr>
-      <w:r>
-        <w:t xml:space="preserve">{: .icon-shield}</w:t>
-      </w:r>
-    </w:p>
-    <w:p>
-      <w:pPr>
-        <w:pStyle w:val="BodyText"/>
       </w:pPr>
       <w:r>
         <w:rPr>

--- a/assets/Nikos_Vasileiadis_CV_Dutch.docx
+++ b/assets/Nikos_Vasileiadis_CV_Dutch.docx
@@ -638,13 +638,19 @@
         <w:t xml:space="preserve"> </w:t>
       </w:r>
       <w:r>
-        <w:t xml:space="preserve">100% uptime</w:t>
-      </w:r>
-      <w:r>
-        <w:t xml:space="preserve"> </w:t>
-      </w:r>
-      <w:r>
-        <w:t xml:space="preserve">on uw.co.uk (SLO: 99.99%),</w:t>
+        <w:t xml:space="preserve">uw.co.uk operated against a</w:t>
+      </w:r>
+      <w:r>
+        <w:t xml:space="preserve"> </w:t>
+      </w:r>
+      <w:r>
+        <w:t xml:space="preserve">99.99% SLO</w:t>
+      </w:r>
+      <w:r>
+        <w:t xml:space="preserve"> </w:t>
+      </w:r>
+      <w:r>
+        <w:t xml:space="preserve">— a single incident in the current year, resolved within hours, zero downtime otherwise — with</w:t>
       </w:r>
       <w:r>
         <w:t xml:space="preserve"> </w:t>
@@ -656,19 +662,7 @@
         <w:t xml:space="preserve"> </w:t>
       </w:r>
       <w:r>
-        <w:t xml:space="preserve">page load on critical pages,</w:t>
-      </w:r>
-      <w:r>
-        <w:t xml:space="preserve"> </w:t>
-      </w:r>
-      <w:r>
-        <w:t xml:space="preserve">1 incident</w:t>
-      </w:r>
-      <w:r>
-        <w:t xml:space="preserve"> </w:t>
-      </w:r>
-      <w:r>
-        <w:t xml:space="preserve">in the current year (resolved within hours). The estate:</w:t>
+        <w:t xml:space="preserve">page load on critical pages. The estate:</w:t>
       </w:r>
       <w:r>
         <w:t xml:space="preserve"> </w:t>
@@ -863,19 +857,7 @@
         <w:t xml:space="preserve"> </w:t>
       </w:r>
       <w:r>
-        <w:t xml:space="preserve">with</w:t>
-      </w:r>
-      <w:r>
-        <w:t xml:space="preserve"> </w:t>
-      </w:r>
-      <w:r>
-        <w:t xml:space="preserve">100% uptime</w:t>
-      </w:r>
-      <w:r>
-        <w:t xml:space="preserve"> </w:t>
-      </w:r>
-      <w:r>
-        <w:t xml:space="preserve">and full accountability for the uw.co.uk estate.</w:t>
+        <w:t xml:space="preserve">without breaching the platform SLO, with full accountability for the uw.co.uk estate.</w:t>
       </w:r>
     </w:p>
     <w:bookmarkEnd w:id="14"/>
@@ -1423,7 +1405,7 @@
         <w:br/>
       </w:r>
       <w:r>
-        <w:t xml:space="preserve">BSc Informatics Engineering (attended 2007–2012; strong grades in software engineering, programming, and databases; did not graduate due to the Greek economic crisis and systemic university barriers)</w:t>
+        <w:t xml:space="preserve">BSc Informatics Engineering (attended 2007–2012; strong grades in software engineering, programming, and databases; did not complete due to the Greek economic crisis)</w:t>
       </w:r>
     </w:p>
     <w:bookmarkEnd w:id="22"/>

--- a/assets/Nikos_Vasileiadis_CV_Dutch.docx
+++ b/assets/Nikos_Vasileiadis_CV_Dutch.docx
@@ -1349,7 +1349,7 @@
           <w:i/>
           <w:iCs/>
         </w:rPr>
-        <w:t xml:space="preserve">(Aug–Jan 2024)</w:t>
+        <w:t xml:space="preserve">(Aug 2023–Jan 2024)</w:t>
       </w:r>
       <w:r>
         <w:t xml:space="preserve">: Supported people entering the industry through their first engineering roles.</w:t>

--- a/assets/Nikos_Vasileiadis_CV_Dutch.docx
+++ b/assets/Nikos_Vasileiadis_CV_Dutch.docx
@@ -118,7 +118,19 @@
         <w:t xml:space="preserve"> </w:t>
       </w:r>
       <w:r>
-        <w:t xml:space="preserve">in leadership, working across regulated industries — financial services, utilities, energy, and public sector technology. I build teams, maintain platforms, and focus on creating the right conditions for people to do good work. Currently managing platform and content services at Utility Warehouse (FTSE 250), a UK multi-service provider of energy, broadband, mobile and insurance.</w:t>
+        <w:t xml:space="preserve">in leadership —</w:t>
+      </w:r>
+      <w:r>
+        <w:t xml:space="preserve"> </w:t>
+      </w:r>
+      <w:r>
+        <w:t xml:space="preserve">4</w:t>
+      </w:r>
+      <w:r>
+        <w:t xml:space="preserve"> </w:t>
+      </w:r>
+      <w:r>
+        <w:t xml:space="preserve">of them line-managing engineers — working across regulated industries — financial services, utilities, energy, and public sector technology. I build teams, maintain platforms, and focus on creating the right conditions for people to do good work. Currently managing platform and content services at Utility Warehouse (FTSE 250), a UK multi-service provider of energy, broadband, mobile and insurance.</w:t>
       </w:r>
     </w:p>
     <w:p>
@@ -291,7 +303,7 @@
         <w:t xml:space="preserve"> </w:t>
       </w:r>
       <w:r>
-        <w:t xml:space="preserve">— CapEx/OpEx planning, vendor evaluation, R&amp;D tax credit documentation. Engineering decisions are business decisions.</w:t>
+        <w:t xml:space="preserve">— a £200k+ annual vendor portfolio across six platform services, CapEx/OpEx planning, vendor evaluation, R&amp;D tax credit documentation. Engineering decisions are business decisions.</w:t>
       </w:r>
     </w:p>
     <w:bookmarkEnd w:id="13"/>
@@ -356,19 +368,19 @@
         <w:t xml:space="preserve"> </w:t>
       </w:r>
       <w:r>
-        <w:t xml:space="preserve">Managed up to</w:t>
-      </w:r>
-      <w:r>
-        <w:t xml:space="preserve"> </w:t>
-      </w:r>
-      <w:r>
-        <w:t xml:space="preserve">8 engineers</w:t>
-      </w:r>
-      <w:r>
-        <w:t xml:space="preserve"> </w:t>
-      </w:r>
-      <w:r>
-        <w:t xml:space="preserve">across two teams. Everyone who wanted to stay, stayed —</w:t>
+        <w:t xml:space="preserve">Grew to</w:t>
+      </w:r>
+      <w:r>
+        <w:t xml:space="preserve"> </w:t>
+      </w:r>
+      <w:r>
+        <w:t xml:space="preserve">8 technical reports across three teams</w:t>
+      </w:r>
+      <w:r>
+        <w:t xml:space="preserve"> </w:t>
+      </w:r>
+      <w:r>
+        <w:t xml:space="preserve">with separate backlogs — web/CMS/tracking, mobile, and design systems. Six direct reports, plus a Design Systems Lead and a Staff Engineer whose day-to-day management and 1:1s I held on a dotted line, alongside a Product Manager. Everyone who wanted to stay, stayed —</w:t>
       </w:r>
       <w:r>
         <w:t xml:space="preserve"> </w:t>
@@ -380,7 +392,16 @@
         <w:t xml:space="preserve"> </w:t>
       </w:r>
       <w:r>
-        <w:t xml:space="preserve">through three restructurings that progressively reduced headcount to a specialist core. All reductions were organisational; zero voluntary attrition.</w:t>
+        <w:t xml:space="preserve">through three reorganisations that moved the team across three departments in</w:t>
+      </w:r>
+      <w:r>
+        <w:t xml:space="preserve"> </w:t>
+      </w:r>
+      <w:r>
+        <w:t xml:space="preserve">25 months</w:t>
+      </w:r>
+      <w:r>
+        <w:t xml:space="preserve">: Platforms (May 2023), Customer Experience (Jul 2024), Partner (Jun 2025), the last reducing it to a specialist core. All reductions were organisational; zero voluntary attrition.</w:t>
       </w:r>
     </w:p>
     <w:p>
@@ -458,7 +479,7 @@
         <w:t xml:space="preserve"> </w:t>
       </w:r>
       <w:r>
-        <w:t xml:space="preserve">When the organisation restructured, I took responsibility for scoping team migrations — mapping scope, aligning stakeholders, and building consensus for where the team should sit. Nobody asked me to do this; it needed doing.</w:t>
+        <w:t xml:space="preserve">When the organisation restructured, I took responsibility for scoping team migrations — mapping scope, aligning stakeholders, and building consensus for where the team should sit. Nobody asked me to do this; it needed doing. When the Customer Experience move added a mobile backlog, I negotiated the transfer in of a Senior Engineer with mobile expertise, so the team’s capability matched its new remit.</w:t>
       </w:r>
     </w:p>
     <w:p>
@@ -564,7 +585,7 @@
         <w:t xml:space="preserve"> </w:t>
       </w:r>
       <w:r>
-        <w:t xml:space="preserve">3</w:t>
+        <w:t xml:space="preserve">2</w:t>
       </w:r>
       <w:r>
         <w:t xml:space="preserve"> </w:t>
@@ -808,7 +829,7 @@
         <w:t xml:space="preserve">10 vendors</w:t>
       </w:r>
       <w:r>
-        <w:t xml:space="preserve">, shortlisted to 3, selected Contentful. Executed a zero-disruption migration; three marketing teams (</w:t>
+        <w:t xml:space="preserve">, shortlisted to 3, selected Contentful — a six-figure annual enterprise contract, chosen for enterprise-grade SLAs and support. Executed a zero-disruption migration; three marketing teams (</w:t>
       </w:r>
       <w:r>
         <w:t xml:space="preserve">~18 people</w:t>
@@ -911,31 +932,31 @@
         </w:numPr>
       </w:pPr>
       <w:r>
-        <w:t xml:space="preserve">Grew the team from</w:t>
-      </w:r>
-      <w:r>
-        <w:t xml:space="preserve"> </w:t>
-      </w:r>
-      <w:r>
-        <w:t xml:space="preserve">3 to 6+</w:t>
-      </w:r>
-      <w:r>
-        <w:t xml:space="preserve"> </w:t>
-      </w:r>
-      <w:r>
-        <w:t xml:space="preserve">through recruitment and internal transfers. The team survived</w:t>
-      </w:r>
-      <w:r>
-        <w:t xml:space="preserve"> </w:t>
-      </w:r>
-      <w:r>
-        <w:t xml:space="preserve">three</w:t>
-      </w:r>
-      <w:r>
-        <w:t xml:space="preserve"> </w:t>
-      </w:r>
-      <w:r>
-        <w:t xml:space="preserve">company-wide restructurings (Marketing Capability → Content Capability → CMS Team).</w:t>
+        <w:t xml:space="preserve">Started as three — myself, a Product Manager, and an Associate Engineer — and held that shape for a full year. Line-managed the engineer from May 2022: there was no Head of Engineering in post and my own manager delegated heavily, so people responsibility was mine</w:t>
+      </w:r>
+      <w:r>
+        <w:t xml:space="preserve"> </w:t>
+      </w:r>
+      <w:r>
+        <w:t xml:space="preserve">14 months</w:t>
+      </w:r>
+      <w:r>
+        <w:t xml:space="preserve"> </w:t>
+      </w:r>
+      <w:r>
+        <w:t xml:space="preserve">before the title followed. Grew to</w:t>
+      </w:r>
+      <w:r>
+        <w:t xml:space="preserve"> </w:t>
+      </w:r>
+      <w:r>
+        <w:t xml:space="preserve">five</w:t>
+      </w:r>
+      <w:r>
+        <w:t xml:space="preserve"> </w:t>
+      </w:r>
+      <w:r>
+        <w:t xml:space="preserve">in May 2023 with two external hires; promoted the founding Associate to Software Engineer a month later. Renamed Content Capability (Nov 2022) and moved into the Platforms department (May 2023) — the first of three reorganisations the team would outlast.</w:t>
       </w:r>
     </w:p>
     <w:p>
@@ -1208,6 +1229,14 @@
     </w:p>
     <w:p>
       <w:pPr>
+        <w:pStyle w:val="BodyText"/>
+      </w:pPr>
+      <w:r>
+        <w:t xml:space="preserve">Provincial northern Greece — Xanthi, where I grew up; Serres, where I studied: no tech industry and, after 2010, barely an economy. I built the career anyway, and led long before I had a title for it.</w:t>
+      </w:r>
+    </w:p>
+    <w:p>
+      <w:pPr>
         <w:pStyle w:val="Compact"/>
         <w:numPr>
           <w:ilvl w:val="0"/>
@@ -1269,7 +1298,7 @@
         <w:t xml:space="preserve"> </w:t>
       </w:r>
       <w:r>
-        <w:t xml:space="preserve">Co-founded the Serres Linux Users Group, organised FOSSCOMM 2012, and managed digital presence for UNESCO Serres, the local Natural History Museum, and community organisations. This work directly shaped my later community involvement in the UK.</w:t>
+        <w:t xml:space="preserve">Co-founded the Serres Linux Users Group, organised FOSSCOMM 2012 (a 350-person national open-source conference), and managed digital presence for UNESCO Serres, the local Natural History Museum, and community organisations. This work directly shaped my later community involvement in the UK.</w:t>
       </w:r>
     </w:p>
     <w:p>
@@ -1405,7 +1434,7 @@
         <w:br/>
       </w:r>
       <w:r>
-        <w:t xml:space="preserve">BSc Informatics Engineering (attended 2007–2012; strong grades in software engineering, programming, and databases; did not complete due to the Greek economic crisis)</w:t>
+        <w:t xml:space="preserve">BSc Informatics Engineering (2007–2012) — strong grades in software engineering, programming, and databases. Left without the certificate when the Greek economic crisis hit; the freelance business I was already running became the career.</w:t>
       </w:r>
     </w:p>
     <w:bookmarkEnd w:id="22"/>

--- a/assets/Nikos_Vasileiadis_CV_Dutch.docx
+++ b/assets/Nikos_Vasileiadis_CV_Dutch.docx
@@ -932,7 +932,7 @@
         </w:numPr>
       </w:pPr>
       <w:r>
-        <w:t xml:space="preserve">Started as three — myself, a Product Manager, and an Associate Engineer — and held that shape for a full year. Line-managed the engineer from May 2022: there was no Head of Engineering in post and my own manager delegated heavily, so people responsibility was mine</w:t>
+        <w:t xml:space="preserve">Started as three — myself, a Product Manager, and an Associate Engineer — and held that shape for a full year. Line-managed the engineer from May 2022: for my first year I reported directly to a VP of Engineering — no Head of Engineering in between — so people responsibility was mine from the start,</w:t>
       </w:r>
       <w:r>
         <w:t xml:space="preserve"> </w:t>
@@ -956,7 +956,7 @@
         <w:t xml:space="preserve"> </w:t>
       </w:r>
       <w:r>
-        <w:t xml:space="preserve">in May 2023 with two external hires; promoted the founding Associate to Software Engineer a month later. Renamed Content Capability (Nov 2022) and moved into the Platforms department (May 2023) — the first of three reorganisations the team would outlast.</w:t>
+        <w:t xml:space="preserve">in May 2023 with two external hires; promoted the founding Associate to Software Engineer a month later — a promotion case I was asked to prepare and drive while still Lead. Renamed Content Capability (Nov 2022) and moved into the Platforms department (May 2023) — the first of three reorganisations the team would outlast.</w:t>
       </w:r>
     </w:p>
     <w:p>

--- a/assets/Nikos_Vasileiadis_CV_Dutch.docx
+++ b/assets/Nikos_Vasileiadis_CV_Dutch.docx
@@ -170,31 +170,7 @@
         <w:t xml:space="preserve"> </w:t>
       </w:r>
       <w:r>
-        <w:t xml:space="preserve">— Building and retaining remote engineering teams.</w:t>
-      </w:r>
-      <w:r>
-        <w:t xml:space="preserve"> </w:t>
-      </w:r>
-      <w:r>
-        <w:t xml:space="preserve">100% retention</w:t>
-      </w:r>
-      <w:r>
-        <w:t xml:space="preserve"> </w:t>
-      </w:r>
-      <w:r>
-        <w:t xml:space="preserve">across three company restructurings.</w:t>
-      </w:r>
-      <w:r>
-        <w:t xml:space="preserve"> </w:t>
-      </w:r>
-      <w:r>
-        <w:t xml:space="preserve">3 promotions</w:t>
-      </w:r>
-      <w:r>
-        <w:t xml:space="preserve"> </w:t>
-      </w:r>
-      <w:r>
-        <w:t xml:space="preserve">supported through evidence-based cases informed by DORA metrics. Using DORA, team health tracking, and Heartbeat surveys to keep performance visible and sustainable.</w:t>
+        <w:t xml:space="preserve">— Building and retaining remote engineering teams; measurement-led via DORA metrics, team health tracking, and Heartbeat surveys to keep performance visible and sustainable.</w:t>
       </w:r>
     </w:p>
     <w:p>
@@ -380,7 +356,7 @@
         <w:t xml:space="preserve"> </w:t>
       </w:r>
       <w:r>
-        <w:t xml:space="preserve">with separate backlogs — web/CMS/tracking, mobile, and design systems. Six direct reports, plus a Design Systems Lead and a Staff Engineer whose day-to-day management and 1:1s I held on a dotted line, alongside a Product Manager. Everyone who wanted to stay, stayed —</w:t>
+        <w:t xml:space="preserve">with separate backlogs — web/CMS/tracking, mobile, and design systems — alongside a Product Manager. Everyone who wanted to stay, stayed —</w:t>
       </w:r>
       <w:r>
         <w:t xml:space="preserve"> </w:t>
@@ -392,7 +368,7 @@
         <w:t xml:space="preserve"> </w:t>
       </w:r>
       <w:r>
-        <w:t xml:space="preserve">through three reorganisations that moved the team across three departments in</w:t>
+        <w:t xml:space="preserve">through three reorganisations across three departments in</w:t>
       </w:r>
       <w:r>
         <w:t xml:space="preserve"> </w:t>
@@ -401,7 +377,31 @@
         <w:t xml:space="preserve">25 months</w:t>
       </w:r>
       <w:r>
-        <w:t xml:space="preserve">: Platforms (May 2023), Customer Experience (Jul 2024), Partner (Jun 2025), the last reducing it to a specialist core. All reductions were organisational; zero voluntary attrition.</w:t>
+        <w:t xml:space="preserve">; all reductions were organisational, zero voluntary attrition. Involved in hiring</w:t>
+      </w:r>
+      <w:r>
+        <w:t xml:space="preserve"> </w:t>
+      </w:r>
+      <w:r>
+        <w:t xml:space="preserve">2</w:t>
+      </w:r>
+      <w:r>
+        <w:t xml:space="preserve"> </w:t>
+      </w:r>
+      <w:r>
+        <w:t xml:space="preserve">external engineers and</w:t>
+      </w:r>
+      <w:r>
+        <w:t xml:space="preserve"> </w:t>
+      </w:r>
+      <w:r>
+        <w:t xml:space="preserve">4</w:t>
+      </w:r>
+      <w:r>
+        <w:t xml:space="preserve"> </w:t>
+      </w:r>
+      <w:r>
+        <w:t xml:space="preserve">internal transfers.</w:t>
       </w:r>
     </w:p>
     <w:p>
@@ -417,13 +417,25 @@
           <w:b/>
           <w:bCs/>
         </w:rPr>
-        <w:t xml:space="preserve">Measurement-led leadership:</w:t>
-      </w:r>
-      <w:r>
-        <w:t xml:space="preserve"> </w:t>
-      </w:r>
-      <w:r>
-        <w:t xml:space="preserve">Progressed from manual team health tracking (TeamRetro) and custom dashboards to the DX platform. Uses DORA metrics (deployment frequency, lead time, change failure rate, MTTR) to inform promotion cases and bonus decisions. Complements with monthly Peakon Heartbeat surveys — acting on engagement and wellbeing signals, not just collecting them.</w:t>
+        <w:t xml:space="preserve">Growing people, measurably:</w:t>
+      </w:r>
+      <w:r>
+        <w:t xml:space="preserve"> </w:t>
+      </w:r>
+      <w:r>
+        <w:t xml:space="preserve">Supported</w:t>
+      </w:r>
+      <w:r>
+        <w:t xml:space="preserve"> </w:t>
+      </w:r>
+      <w:r>
+        <w:t xml:space="preserve">3 promotions</w:t>
+      </w:r>
+      <w:r>
+        <w:t xml:space="preserve"> </w:t>
+      </w:r>
+      <w:r>
+        <w:t xml:space="preserve">(Associate → Mid, Mid → Senior) with evidence-based cases informed by DORA metrics and monthly Peakon Heartbeat surveys — acting on the signals, not just collecting them. Several engineers I mentored have since moved into Engineering Manager roles, both inside and outside the company.</w:t>
       </w:r>
     </w:p>
     <w:p>
@@ -439,25 +451,13 @@
           <w:b/>
           <w:bCs/>
         </w:rPr>
-        <w:t xml:space="preserve">Growing people:</w:t>
-      </w:r>
-      <w:r>
-        <w:t xml:space="preserve"> </w:t>
-      </w:r>
-      <w:r>
-        <w:t xml:space="preserve">Supported</w:t>
-      </w:r>
-      <w:r>
-        <w:t xml:space="preserve"> </w:t>
-      </w:r>
-      <w:r>
-        <w:t xml:space="preserve">3 promotions</w:t>
-      </w:r>
-      <w:r>
-        <w:t xml:space="preserve"> </w:t>
-      </w:r>
-      <w:r>
-        <w:t xml:space="preserve">(Associate → Mid, Mid → Senior) with evidence-based cases. Several engineers I mentored have since moved into Engineering Manager roles, both inside and outside the company.</w:t>
+        <w:t xml:space="preserve">Navigating restructurings:</w:t>
+      </w:r>
+      <w:r>
+        <w:t xml:space="preserve"> </w:t>
+      </w:r>
+      <w:r>
+        <w:t xml:space="preserve">Took responsibility for scoping team migrations — mapping scope, aligning stakeholders, and building consensus for where the team should sit. Nobody asked me to do this; it needed doing. Negotiated the transfer in of a Senior Engineer with mobile expertise when a mobile backlog was added, and advocated successfully for keeping the Design Systems team when a restructuring would have dissolved it — the team that later enabled the company-wide rebrand.</w:t>
       </w:r>
     </w:p>
     <w:p>
@@ -473,13 +473,25 @@
           <w:b/>
           <w:bCs/>
         </w:rPr>
-        <w:t xml:space="preserve">Navigating restructurings:</w:t>
-      </w:r>
-      <w:r>
-        <w:t xml:space="preserve"> </w:t>
-      </w:r>
-      <w:r>
-        <w:t xml:space="preserve">When the organisation restructured, I took responsibility for scoping team migrations — mapping scope, aligning stakeholders, and building consensus for where the team should sit. Nobody asked me to do this; it needed doing. When the Customer Experience move added a mobile backlog, I negotiated the transfer in of a Senior Engineer with mobile expertise, so the team’s capability matched its new remit.</w:t>
+        <w:t xml:space="preserve">Documentation &amp; upskilling:</w:t>
+      </w:r>
+      <w:r>
+        <w:t xml:space="preserve"> </w:t>
+      </w:r>
+      <w:r>
+        <w:t xml:space="preserve">Wrote over</w:t>
+      </w:r>
+      <w:r>
+        <w:t xml:space="preserve"> </w:t>
+      </w:r>
+      <w:r>
+        <w:t xml:space="preserve">100 articles</w:t>
+      </w:r>
+      <w:r>
+        <w:t xml:space="preserve"> </w:t>
+      </w:r>
+      <w:r>
+        <w:t xml:space="preserve">of technical documentation for a team that inherited an undocumented legacy CMS. When the team needed Kubernetes knowledge, I learned it first, then trained the team and documented it. Engineers own RFCs and present at cross-team forums.</w:t>
       </w:r>
     </w:p>
     <w:p>
@@ -495,13 +507,25 @@
           <w:b/>
           <w:bCs/>
         </w:rPr>
-        <w:t xml:space="preserve">Preserving what mattered:</w:t>
-      </w:r>
-      <w:r>
-        <w:t xml:space="preserve"> </w:t>
-      </w:r>
-      <w:r>
-        <w:t xml:space="preserve">Advocated for keeping the Design Systems team when a restructuring would have dissolved it. That team later enabled the company-wide rebrand.</w:t>
+        <w:t xml:space="preserve">Rebranding programme (Oct 2025 – Apr 2026):</w:t>
+      </w:r>
+      <w:r>
+        <w:t xml:space="preserve"> </w:t>
+      </w:r>
+      <w:r>
+        <w:t xml:space="preserve">The team delivered UW’s brand refresh across</w:t>
+      </w:r>
+      <w:r>
+        <w:t xml:space="preserve"> </w:t>
+      </w:r>
+      <w:r>
+        <w:t xml:space="preserve">522 pages</w:t>
+      </w:r>
+      <w:r>
+        <w:t xml:space="preserve"> </w:t>
+      </w:r>
+      <w:r>
+        <w:t xml:space="preserve">of the uw.co.uk estate — the critical path: other teams’ rebranding couldn’t go live until we shipped. Automated migration scripts saved content editors hundreds of manual hours.</w:t>
       </w:r>
     </w:p>
     <w:p>
@@ -517,25 +541,106 @@
           <w:b/>
           <w:bCs/>
         </w:rPr>
-        <w:t xml:space="preserve">Documentation culture:</w:t>
-      </w:r>
-      <w:r>
-        <w:t xml:space="preserve"> </w:t>
-      </w:r>
-      <w:r>
-        <w:t xml:space="preserve">Wrote over</w:t>
-      </w:r>
-      <w:r>
-        <w:t xml:space="preserve"> </w:t>
-      </w:r>
-      <w:r>
-        <w:t xml:space="preserve">100 articles</w:t>
-      </w:r>
-      <w:r>
-        <w:t xml:space="preserve"> </w:t>
-      </w:r>
-      <w:r>
-        <w:t xml:space="preserve">of technical documentation — process guides, architecture decisions, onboarding materials. The team inherited an undocumented legacy CMS; we mapped everything systematically and built a documentation practice from scratch.</w:t>
+        <w:t xml:space="preserve">Platform reliability:</w:t>
+      </w:r>
+      <w:r>
+        <w:t xml:space="preserve"> </w:t>
+      </w:r>
+      <w:r>
+        <w:t xml:space="preserve">uw.co.uk operated against a</w:t>
+      </w:r>
+      <w:r>
+        <w:t xml:space="preserve"> </w:t>
+      </w:r>
+      <w:r>
+        <w:t xml:space="preserve">99.99% SLO</w:t>
+      </w:r>
+      <w:r>
+        <w:t xml:space="preserve"> </w:t>
+      </w:r>
+      <w:r>
+        <w:t xml:space="preserve">— a single incident in the current year, resolved within hours — with</w:t>
+      </w:r>
+      <w:r>
+        <w:t xml:space="preserve"> </w:t>
+      </w:r>
+      <w:r>
+        <w:t xml:space="preserve">&lt;3s</w:t>
+      </w:r>
+      <w:r>
+        <w:t xml:space="preserve"> </w:t>
+      </w:r>
+      <w:r>
+        <w:t xml:space="preserve">page load on critical pages. The estate:</w:t>
+      </w:r>
+      <w:r>
+        <w:t xml:space="preserve"> </w:t>
+      </w:r>
+      <w:r>
+        <w:t xml:space="preserve">522 pages</w:t>
+      </w:r>
+      <w:r>
+        <w:t xml:space="preserve">,</w:t>
+      </w:r>
+      <w:r>
+        <w:t xml:space="preserve"> </w:t>
+      </w:r>
+      <w:r>
+        <w:t xml:space="preserve">3,157 media assets</w:t>
+      </w:r>
+      <w:r>
+        <w:t xml:space="preserve">,</w:t>
+      </w:r>
+      <w:r>
+        <w:t xml:space="preserve"> </w:t>
+      </w:r>
+      <w:r>
+        <w:t xml:space="preserve">1,090 shortlinks</w:t>
+      </w:r>
+      <w:r>
+        <w:t xml:space="preserve">,</w:t>
+      </w:r>
+      <w:r>
+        <w:t xml:space="preserve"> </w:t>
+      </w:r>
+      <w:r>
+        <w:t xml:space="preserve">218 redirects</w:t>
+      </w:r>
+      <w:r>
+        <w:t xml:space="preserve">. Supporting</w:t>
+      </w:r>
+      <w:r>
+        <w:t xml:space="preserve"> </w:t>
+      </w:r>
+      <w:r>
+        <w:t xml:space="preserve">8</w:t>
+      </w:r>
+      <w:r>
+        <w:t xml:space="preserve"> </w:t>
+      </w:r>
+      <w:r>
+        <w:t xml:space="preserve">content teams (</w:t>
+      </w:r>
+      <w:r>
+        <w:t xml:space="preserve">33</w:t>
+      </w:r>
+      <w:r>
+        <w:t xml:space="preserve"> </w:t>
+      </w:r>
+      <w:r>
+        <w:t xml:space="preserve">users) and</w:t>
+      </w:r>
+      <w:r>
+        <w:t xml:space="preserve"> </w:t>
+      </w:r>
+      <w:r>
+        <w:t xml:space="preserve">15+</w:t>
+      </w:r>
+      <w:r>
+        <w:t xml:space="preserve"> </w:t>
+      </w:r>
+      <w:r>
+        <w:t xml:space="preserve">engineering teams across six platform services: Contentful CMS, Google Tag Manager, Snowplow, Mixpanel, Optimizely, OneTrust.</w:t>
       </w:r>
     </w:p>
     <w:p>
@@ -551,13 +656,25 @@
           <w:b/>
           <w:bCs/>
         </w:rPr>
-        <w:t xml:space="preserve">Technical upskilling:</w:t>
-      </w:r>
-      <w:r>
-        <w:t xml:space="preserve"> </w:t>
-      </w:r>
-      <w:r>
-        <w:t xml:space="preserve">When the team needed Kubernetes knowledge, I learned it first, then trained the team and documented it. Encouraged engineers to own RFCs, present at cross-team forums, and share knowledge — so they could operate independently across the full stack.</w:t>
+        <w:t xml:space="preserve">Design Systems (Hearth):</w:t>
+      </w:r>
+      <w:r>
+        <w:t xml:space="preserve"> </w:t>
+      </w:r>
+      <w:r>
+        <w:t xml:space="preserve">The Hearth Design System reached</w:t>
+      </w:r>
+      <w:r>
+        <w:t xml:space="preserve"> </w:t>
+      </w:r>
+      <w:r>
+        <w:t xml:space="preserve">20</w:t>
+      </w:r>
+      <w:r>
+        <w:t xml:space="preserve"> </w:t>
+      </w:r>
+      <w:r>
+        <w:t xml:space="preserve">engineering and product teams (15 full adoption, 5 partial), removing thousands of hours of duplicated work across the organisation. Contributed to R&amp;D tax credit claims with audit-ready documentation.</w:t>
       </w:r>
     </w:p>
     <w:p>
@@ -573,242 +690,13 @@
           <w:b/>
           <w:bCs/>
         </w:rPr>
-        <w:t xml:space="preserve">Hiring:</w:t>
-      </w:r>
-      <w:r>
-        <w:t xml:space="preserve"> </w:t>
-      </w:r>
-      <w:r>
-        <w:t xml:space="preserve">Involved in hiring</w:t>
-      </w:r>
-      <w:r>
-        <w:t xml:space="preserve"> </w:t>
-      </w:r>
-      <w:r>
-        <w:t xml:space="preserve">2</w:t>
-      </w:r>
-      <w:r>
-        <w:t xml:space="preserve"> </w:t>
-      </w:r>
-      <w:r>
-        <w:t xml:space="preserve">external engineers and facilitating</w:t>
-      </w:r>
-      <w:r>
-        <w:t xml:space="preserve"> </w:t>
-      </w:r>
-      <w:r>
-        <w:t xml:space="preserve">4</w:t>
-      </w:r>
-      <w:r>
-        <w:t xml:space="preserve"> </w:t>
-      </w:r>
-      <w:r>
-        <w:t xml:space="preserve">internal transfers — candidate assessment, interviews, and onboarding.</w:t>
-      </w:r>
-    </w:p>
-    <w:p>
-      <w:pPr>
-        <w:pStyle w:val="Compact"/>
-        <w:numPr>
-          <w:ilvl w:val="0"/>
-          <w:numId w:val="1002"/>
-        </w:numPr>
-      </w:pPr>
-      <w:r>
-        <w:rPr>
-          <w:b/>
-          <w:bCs/>
-        </w:rPr>
-        <w:t xml:space="preserve">Rebranding programme (Oct 2025 – Apr 2026):</w:t>
-      </w:r>
-      <w:r>
-        <w:t xml:space="preserve"> </w:t>
-      </w:r>
-      <w:r>
-        <w:t xml:space="preserve">The team delivered UW’s brand refresh across</w:t>
-      </w:r>
-      <w:r>
-        <w:t xml:space="preserve"> </w:t>
-      </w:r>
-      <w:r>
-        <w:t xml:space="preserve">522 pages</w:t>
-      </w:r>
-      <w:r>
-        <w:t xml:space="preserve"> </w:t>
-      </w:r>
-      <w:r>
-        <w:t xml:space="preserve">of the uw.co.uk estate — the primary digital entry point for customers and partners. Our work was the critical path: other teams’ rebranding couldn’t go live until we shipped. We wrote automated migration scripts that saved content editors hundreds of manual hours.</w:t>
-      </w:r>
-    </w:p>
-    <w:p>
-      <w:pPr>
-        <w:pStyle w:val="Compact"/>
-        <w:numPr>
-          <w:ilvl w:val="0"/>
-          <w:numId w:val="1002"/>
-        </w:numPr>
-      </w:pPr>
-      <w:r>
-        <w:rPr>
-          <w:b/>
-          <w:bCs/>
-        </w:rPr>
-        <w:t xml:space="preserve">Platform reliability:</w:t>
-      </w:r>
-      <w:r>
-        <w:t xml:space="preserve"> </w:t>
-      </w:r>
-      <w:r>
-        <w:t xml:space="preserve">uw.co.uk operated against a</w:t>
-      </w:r>
-      <w:r>
-        <w:t xml:space="preserve"> </w:t>
-      </w:r>
-      <w:r>
-        <w:t xml:space="preserve">99.99% SLO</w:t>
-      </w:r>
-      <w:r>
-        <w:t xml:space="preserve"> </w:t>
-      </w:r>
-      <w:r>
-        <w:t xml:space="preserve">— a single incident in the current year, resolved within hours, zero downtime otherwise — with</w:t>
-      </w:r>
-      <w:r>
-        <w:t xml:space="preserve"> </w:t>
-      </w:r>
-      <w:r>
-        <w:t xml:space="preserve">&lt;3s</w:t>
-      </w:r>
-      <w:r>
-        <w:t xml:space="preserve"> </w:t>
-      </w:r>
-      <w:r>
-        <w:t xml:space="preserve">page load on critical pages. The estate:</w:t>
-      </w:r>
-      <w:r>
-        <w:t xml:space="preserve"> </w:t>
-      </w:r>
-      <w:r>
-        <w:t xml:space="preserve">522 pages</w:t>
-      </w:r>
-      <w:r>
-        <w:t xml:space="preserve">,</w:t>
-      </w:r>
-      <w:r>
-        <w:t xml:space="preserve"> </w:t>
-      </w:r>
-      <w:r>
-        <w:t xml:space="preserve">3,157 media assets</w:t>
-      </w:r>
-      <w:r>
-        <w:t xml:space="preserve">,</w:t>
-      </w:r>
-      <w:r>
-        <w:t xml:space="preserve"> </w:t>
-      </w:r>
-      <w:r>
-        <w:t xml:space="preserve">1,090 shortlinks</w:t>
-      </w:r>
-      <w:r>
-        <w:t xml:space="preserve">,</w:t>
-      </w:r>
-      <w:r>
-        <w:t xml:space="preserve"> </w:t>
-      </w:r>
-      <w:r>
-        <w:t xml:space="preserve">218 redirects</w:t>
-      </w:r>
-      <w:r>
-        <w:t xml:space="preserve">. Supporting</w:t>
-      </w:r>
-      <w:r>
-        <w:t xml:space="preserve"> </w:t>
-      </w:r>
-      <w:r>
-        <w:t xml:space="preserve">8</w:t>
-      </w:r>
-      <w:r>
-        <w:t xml:space="preserve"> </w:t>
-      </w:r>
-      <w:r>
-        <w:t xml:space="preserve">content teams (</w:t>
-      </w:r>
-      <w:r>
-        <w:t xml:space="preserve">33</w:t>
-      </w:r>
-      <w:r>
-        <w:t xml:space="preserve"> </w:t>
-      </w:r>
-      <w:r>
-        <w:t xml:space="preserve">users) and</w:t>
-      </w:r>
-      <w:r>
-        <w:t xml:space="preserve"> </w:t>
-      </w:r>
-      <w:r>
-        <w:t xml:space="preserve">15+</w:t>
-      </w:r>
-      <w:r>
-        <w:t xml:space="preserve"> </w:t>
-      </w:r>
-      <w:r>
-        <w:t xml:space="preserve">engineering teams as platform dependencies. Responsible for six platform services: Contentful CMS, Google Tag Manager, Snowplow, Mixpanel, Optimizely, OneTrust — monitored via Kubernetes, Sentry, Prometheus, Pingdom, and Cloudflare.</w:t>
-      </w:r>
-    </w:p>
-    <w:p>
-      <w:pPr>
-        <w:pStyle w:val="Compact"/>
-        <w:numPr>
-          <w:ilvl w:val="0"/>
-          <w:numId w:val="1002"/>
-        </w:numPr>
-      </w:pPr>
-      <w:r>
-        <w:rPr>
-          <w:b/>
-          <w:bCs/>
-        </w:rPr>
-        <w:t xml:space="preserve">Design Systems (Hearth):</w:t>
-      </w:r>
-      <w:r>
-        <w:t xml:space="preserve"> </w:t>
-      </w:r>
-      <w:r>
-        <w:t xml:space="preserve">The Hearth Design System reached</w:t>
-      </w:r>
-      <w:r>
-        <w:t xml:space="preserve"> </w:t>
-      </w:r>
-      <w:r>
-        <w:t xml:space="preserve">20</w:t>
-      </w:r>
-      <w:r>
-        <w:t xml:space="preserve"> </w:t>
-      </w:r>
-      <w:r>
-        <w:t xml:space="preserve">engineering and product teams (15 full adoption, 5 partial). Consolidating components at the design system level removed thousands of hours of duplicated work across the organisation. Contributed to R&amp;D tax credit claims by translating the technical work into audit-ready documentation.</w:t>
-      </w:r>
-    </w:p>
-    <w:p>
-      <w:pPr>
-        <w:pStyle w:val="Compact"/>
-        <w:numPr>
-          <w:ilvl w:val="0"/>
-          <w:numId w:val="1002"/>
-        </w:numPr>
-      </w:pPr>
-      <w:r>
-        <w:rPr>
-          <w:b/>
-          <w:bCs/>
-        </w:rPr>
         <w:t xml:space="preserve">CMS migration (Apostrophe → Contentful):</w:t>
       </w:r>
       <w:r>
         <w:t xml:space="preserve"> </w:t>
       </w:r>
       <w:r>
-        <w:t xml:space="preserve">Replaced a legacy CMS that had no SLA, no SSO, and a dead tech stack. Ran a</w:t>
+        <w:t xml:space="preserve">Replaced a legacy CMS that had no SLA, no SSO, and a dead tech stack. A</w:t>
       </w:r>
       <w:r>
         <w:t xml:space="preserve"> </w:t>
@@ -829,13 +717,16 @@
         <w:t xml:space="preserve">10 vendors</w:t>
       </w:r>
       <w:r>
-        <w:t xml:space="preserve">, shortlisted to 3, selected Contentful — a six-figure annual enterprise contract, chosen for enterprise-grade SLAs and support. Executed a zero-disruption migration; three marketing teams (</w:t>
+        <w:t xml:space="preserve"> </w:t>
+      </w:r>
+      <w:r>
+        <w:t xml:space="preserve">led to Contentful — a six-figure annual enterprise contract, chosen for enterprise-grade SLAs and support. Zero-disruption migration; three marketing teams (</w:t>
       </w:r>
       <w:r>
         <w:t xml:space="preserve">~18 people</w:t>
       </w:r>
       <w:r>
-        <w:t xml:space="preserve">) gained structured content models, scheduling, and eliminated duplication.</w:t>
+        <w:t xml:space="preserve">) gained structured content models and scheduling.</w:t>
       </w:r>
     </w:p>
     <w:p>

--- a/assets/Nikos_Vasileiadis_CV_Dutch.docx
+++ b/assets/Nikos_Vasileiadis_CV_Dutch.docx
@@ -1469,6 +1469,8 @@
       <w:footnotePr>
         <w:numRestart w:val="eachSect"/>
       </w:footnotePr>
+      <w:pgSz w:h="16838" w:w="11906"/>
+      <w:pgMar w:bottom="737" w:footer="454" w:gutter="0" w:header="454" w:left="850" w:right="850" w:top="737"/>
     </w:sectPr>
   </w:body>
 </w:document>
@@ -1711,8 +1713,8 @@
     <w:rPrDefault>
       <w:rPr>
         <w:rFonts w:asciiTheme="minorHAnsi" w:cstheme="minorBidi" w:eastAsiaTheme="minorEastAsia" w:hAnsiTheme="minorHAnsi"/>
-        <w:sz w:val="24"/>
-        <w:szCs w:val="24"/>
+        <w:sz w:val="21"/>
+        <w:szCs w:val="21"/>
         <w:lang w:bidi="ar-SA" w:eastAsia="zh-CN" w:val="en-US"/>
       </w:rPr>
     </w:rPrDefault>
@@ -1733,7 +1735,7 @@
     <w:link w:val="BodyTextChar"/>
     <w:qFormat/>
     <w:pPr>
-      <w:spacing w:after="180" w:before="180"/>
+      <w:spacing w:after="120" w:before="0"/>
     </w:pPr>
   </w:style>
   <w:style w:customStyle="1" w:styleId="FirstParagraph" w:type="paragraph">
@@ -1894,12 +1896,12 @@
     <w:pPr>
       <w:keepNext/>
       <w:keepLines/>
-      <w:spacing w:after="80" w:before="360"/>
+      <w:spacing w:after="60" w:before="0"/>
       <w:outlineLvl w:val="0"/>
     </w:pPr>
     <w:rPr>
       <w:rFonts w:asciiTheme="majorHAnsi" w:cstheme="majorBidi" w:eastAsiaTheme="majorEastAsia" w:hAnsiTheme="majorHAnsi"/>
-      <w:color w:themeColor="accent1" w:themeShade="BF" w:val="0F4761"/>
+      <w:color w:themeColor="accent1" w:themeShade="BF" w:val="1A1A1A"/>
       <w:sz w:val="40"/>
       <w:szCs w:val="40"/>
     </w:rPr>
@@ -1917,14 +1919,14 @@
     <w:pPr>
       <w:keepNext/>
       <w:keepLines/>
-      <w:spacing w:after="80" w:before="160"/>
+      <w:spacing w:after="100" w:before="240"/>
       <w:outlineLvl w:val="1"/>
     </w:pPr>
     <w:rPr>
       <w:rFonts w:asciiTheme="majorHAnsi" w:cstheme="majorBidi" w:eastAsiaTheme="majorEastAsia" w:hAnsiTheme="majorHAnsi"/>
-      <w:color w:themeColor="accent1" w:themeShade="BF" w:val="0F4761"/>
-      <w:sz w:val="32"/>
-      <w:szCs w:val="32"/>
+      <w:color w:themeColor="accent1" w:themeShade="BF" w:val="1A1A1A"/>
+      <w:sz w:val="26"/>
+      <w:szCs w:val="26"/>
     </w:rPr>
   </w:style>
   <w:style w:styleId="Heading3" w:type="paragraph">
@@ -1940,14 +1942,14 @@
     <w:pPr>
       <w:keepNext/>
       <w:keepLines/>
-      <w:spacing w:after="80" w:before="160"/>
+      <w:spacing w:after="60" w:before="200"/>
       <w:outlineLvl w:val="2"/>
     </w:pPr>
     <w:rPr>
       <w:rFonts w:cstheme="majorBidi" w:eastAsiaTheme="majorEastAsia"/>
-      <w:color w:themeColor="accent1" w:themeShade="BF" w:val="0F4761"/>
-      <w:sz w:val="28"/>
-      <w:szCs w:val="28"/>
+      <w:color w:themeColor="accent1" w:themeShade="BF" w:val="1A1A1A"/>
+      <w:sz w:val="23"/>
+      <w:szCs w:val="23"/>
     </w:rPr>
   </w:style>
   <w:style w:styleId="Heading4" w:type="paragraph">
@@ -1970,7 +1972,7 @@
       <w:rFonts w:cstheme="majorBidi" w:eastAsiaTheme="majorEastAsia"/>
       <w:i/>
       <w:iCs/>
-      <w:color w:themeColor="accent1" w:themeShade="BF" w:val="0F4761"/>
+      <w:color w:themeColor="accent1" w:themeShade="BF" w:val="1A1A1A"/>
     </w:rPr>
   </w:style>
   <w:style w:styleId="Heading5" w:type="paragraph">
@@ -1991,7 +1993,7 @@
     </w:pPr>
     <w:rPr>
       <w:rFonts w:cstheme="majorBidi" w:eastAsiaTheme="majorEastAsia"/>
-      <w:color w:themeColor="accent1" w:themeShade="BF" w:val="0F4761"/>
+      <w:color w:themeColor="accent1" w:themeShade="BF" w:val="1A1A1A"/>
     </w:rPr>
   </w:style>
   <w:style w:styleId="Heading6" w:type="paragraph">
@@ -2014,7 +2016,7 @@
       <w:rFonts w:cstheme="majorBidi" w:eastAsiaTheme="majorEastAsia"/>
       <w:i/>
       <w:iCs/>
-      <w:color w:themeColor="text1" w:themeTint="A6" w:val="595959"/>
+      <w:color w:themeColor="text1" w:themeTint="A6" w:val="1A1A1A"/>
     </w:rPr>
   </w:style>
   <w:style w:styleId="Heading7" w:type="paragraph">

--- a/assets/Nikos_Vasileiadis_CV_Dutch.docx
+++ b/assets/Nikos_Vasileiadis_CV_Dutch.docx
@@ -726,7 +726,7 @@
         <w:t xml:space="preserve">~18 people</w:t>
       </w:r>
       <w:r>
-        <w:t xml:space="preserve">) gained structured content models and scheduling.</w:t>
+        <w:t xml:space="preserve">) gained structured content models and scheduling. The in-house delivery platform (Next.js / React / TypeScript) runs its own GraphQL API over Contentful’s content APIs — request bundling, query optimisation, and on-demand content revalidation, a layer above what the vendor provides.</w:t>
       </w:r>
     </w:p>
     <w:p>

--- a/assets/Nikos_Vasileiadis_CV_Dutch.docx
+++ b/assets/Nikos_Vasileiadis_CV_Dutch.docx
@@ -130,7 +130,7 @@
         <w:t xml:space="preserve"> </w:t>
       </w:r>
       <w:r>
-        <w:t xml:space="preserve">of them line-managing engineers — working across regulated industries — financial services, utilities, energy, and public sector technology. I build teams, maintain platforms, and focus on creating the right conditions for people to do good work. Currently managing platform and content services at Utility Warehouse (FTSE 250), a UK multi-service provider of energy, broadband, mobile and insurance.</w:t>
+        <w:t xml:space="preserve">of them line-managing engineers — working across regulated industries — financial services, utilities, energy, and public sector technology. I build teams, maintain platforms, and focus on creating the right conditions for people to do good work. Introduced structured delivery in three resistant environments (financial services, a global brand agency, and a greenfield platform team). Currently managing platform and content services at Utility Warehouse (FTSE 250), a UK multi-service provider of energy, broadband, mobile and insurance.</w:t>
       </w:r>
     </w:p>
     <w:p>
@@ -170,7 +170,7 @@
         <w:t xml:space="preserve"> </w:t>
       </w:r>
       <w:r>
-        <w:t xml:space="preserve">— Building and retaining remote engineering teams; measurement-led via DORA metrics, team health tracking, and Heartbeat surveys to keep performance visible and sustainable.</w:t>
+        <w:t xml:space="preserve">— Building and retaining remote engineering teams; measurement-led via DORA metrics, team health tracking, and Heartbeat surveys; reorg communication on a cadence — including empty updates when there’s nothing new.</w:t>
       </w:r>
     </w:p>
     <w:p>
@@ -192,7 +192,7 @@
         <w:t xml:space="preserve"> </w:t>
       </w:r>
       <w:r>
-        <w:t xml:space="preserve">— Navigating restructurings, building teams from scratch, aligning team structures with what the business actually needs. Have built the same team twice from zero.</w:t>
+        <w:t xml:space="preserve">— Navigating restructurings, building teams from scratch, aligning team structures with what the business actually needs. Have built the same team twice from zero; staff complementary pairs, not just headcount.</w:t>
       </w:r>
     </w:p>
     <w:p>
@@ -279,7 +279,7 @@
         <w:t xml:space="preserve"> </w:t>
       </w:r>
       <w:r>
-        <w:t xml:space="preserve">— a £200k+ annual vendor portfolio across six platform services, CapEx/OpEx planning, vendor evaluation, R&amp;D tax credit documentation. Engineering decisions are business decisions.</w:t>
+        <w:t xml:space="preserve">— a £200k+ annual vendor portfolio across six platform services, CapEx/OpEx planning, vendor evaluation, R&amp;D tax credit documentation; commercial literacy from sitting with compliance, marketing, data, and IT.</w:t>
       </w:r>
     </w:p>
     <w:bookmarkEnd w:id="13"/>
@@ -435,7 +435,7 @@
         <w:t xml:space="preserve"> </w:t>
       </w:r>
       <w:r>
-        <w:t xml:space="preserve">(Associate → Mid, Mid → Senior) with evidence-based cases informed by DORA metrics and monthly Peakon Heartbeat surveys — acting on the signals, not just collecting them. Several engineers I mentored have since moved into Engineering Manager roles, both inside and outside the company.</w:t>
+        <w:t xml:space="preserve">(Associate → Mid, Mid → Senior) with evidence-based cases informed by DORA metrics and monthly Peakon Heartbeat surveys — acting on the signals, not just collecting them. Developed talent other teams had passed over. Several engineers I mentored have since moved into Engineering Manager roles, both inside and outside the company.</w:t>
       </w:r>
     </w:p>
     <w:p>
@@ -457,7 +457,7 @@
         <w:t xml:space="preserve"> </w:t>
       </w:r>
       <w:r>
-        <w:t xml:space="preserve">Took responsibility for scoping team migrations — mapping scope, aligning stakeholders, and building consensus for where the team should sit. Nobody asked me to do this; it needed doing. Negotiated the transfer in of a Senior Engineer with mobile expertise when a mobile backlog was added, and advocated successfully for keeping the Design Systems team when a restructuring would have dissolved it — the team that later enabled the company-wide rebrand.</w:t>
+        <w:t xml:space="preserve">Took responsibility for scoping team migrations — mapping scope, aligning stakeholders, and building consensus for where the team should sit. Nobody asked me to do this; it needed doing. Negotiated skill inbound — a Senior Engineer with mobile expertise — when a mobile backlog was added, rather than stretching the existing team thin; advocated successfully for keeping the Design Systems team when a restructuring would have dissolved it — the team that later enabled the company-wide rebrand.</w:t>
       </w:r>
     </w:p>
     <w:p>
@@ -997,19 +997,7 @@
         </w:numPr>
       </w:pPr>
       <w:r>
-        <w:t xml:space="preserve">Introduced Agile and Scrum to LBS for the first time — shifting from ad-hoc output to sprint-based delivery with measurable velocity.</w:t>
-      </w:r>
-    </w:p>
-    <w:p>
-      <w:pPr>
-        <w:pStyle w:val="Compact"/>
-        <w:numPr>
-          <w:ilvl w:val="0"/>
-          <w:numId w:val="1005"/>
-        </w:numPr>
-      </w:pPr>
-      <w:r>
-        <w:t xml:space="preserve">Appointed as Interim Scrum Master (Jun–Oct 2019) to stabilise delivery during the Digital Transformation programme, working alongside external consultants and cross-functional teams.</w:t>
+        <w:t xml:space="preserve">Introduced Agile and Scrum to LBS for the first time — voluntary ways-of-working forums that grew championing into a parallel Scrum Master role, then a formal Interim SM appointment (Jun–Oct 2019) to stabilise Digital Transformation alongside external consultants.</w:t>
       </w:r>
     </w:p>
     <w:bookmarkEnd w:id="17"/>
@@ -1167,7 +1155,7 @@
         <w:t xml:space="preserve"> </w:t>
       </w:r>
       <w:r>
-        <w:t xml:space="preserve">Earned a Certified Training Professional qualification. Taught ECDL to adult learners for a year. Privately tutored a student in programming and hardware — that student went on to earn a BSc and MSc in Manchester and now works at Sophos.</w:t>
+        <w:t xml:space="preserve">Earned a Certified Training Professional qualification. Taught ECDL to adult learners for a year. Privately tutored a student in programming and hardware — that student went on to earn a BSc and MSc in Manchester and is now an Engineering Manager.</w:t>
       </w:r>
     </w:p>
     <w:p>
